--- a/Modelos/AG/FAURGS/declaracao_coord_adm_FAURGS.docx
+++ b/Modelos/AG/FAURGS/declaracao_coord_adm_FAURGS.docx
@@ -1100,21 +1100,32 @@
       <w:pPr>
         <w:jc w:val="right"/>
       </w:pPr>
+      <w:proofErr w:type="gramStart"/>
       <w:r>
         <w:t xml:space="preserve">{{ </w:t>
       </w:r>
       <w:proofErr w:type="spellStart"/>
       <w:r>
-        <w:t>nome_</w:t>
+        <w:t>nome</w:t>
+      </w:r>
+      <w:proofErr w:type="gramEnd"/>
+      <w:r>
+        <w:t>_</w:t>
+      </w:r>
+      <w:r>
+        <w:t>coord_adm</w:t>
+      </w:r>
+      <w:proofErr w:type="spellEnd"/>
+      <w:r>
+        <w:t xml:space="preserve"> }}    </w:t>
+      </w:r>
+      <w:r>
+        <w:br/>
       </w:r>
       <w:bookmarkStart w:id="0" w:name="_GoBack"/>
       <w:bookmarkEnd w:id="0"/>
       <w:r>
-        <w:t>coord_adm</w:t>
-      </w:r>
-      <w:proofErr w:type="spellEnd"/>
-      <w:r>
-        <w:t xml:space="preserve"> }}    {{ </w:t>
+        <w:t xml:space="preserve">{{ </w:t>
       </w:r>
       <w:proofErr w:type="spellStart"/>
       <w:r>

--- a/Modelos/AG/FAURGS/declaracao_coord_adm_FAURGS.docx
+++ b/Modelos/AG/FAURGS/declaracao_coord_adm_FAURGS.docx
@@ -1100,17 +1100,15 @@
       <w:pPr>
         <w:jc w:val="right"/>
       </w:pPr>
-      <w:proofErr w:type="gramStart"/>
+      <w:r>
+        <w:t xml:space="preserve">NOME: </w:t>
+      </w:r>
       <w:r>
         <w:t xml:space="preserve">{{ </w:t>
       </w:r>
       <w:proofErr w:type="spellStart"/>
       <w:r>
-        <w:t>nome</w:t>
-      </w:r>
-      <w:proofErr w:type="gramEnd"/>
-      <w:r>
-        <w:t>_</w:t>
+        <w:t>nome_</w:t>
       </w:r>
       <w:r>
         <w:t>coord_adm</w:t>
@@ -1121,6 +1119,9 @@
       </w:r>
       <w:r>
         <w:br/>
+      </w:r>
+      <w:r>
+        <w:t xml:space="preserve">SIAPE: </w:t>
       </w:r>
       <w:bookmarkStart w:id="0" w:name="_GoBack"/>
       <w:bookmarkEnd w:id="0"/>
